--- a/examples/tk2/report_tk2.docx
+++ b/examples/tk2/report_tk2.docx
@@ -21,9 +21,1163 @@
     <w:p>
       <w:r>
         <w:rPr>
+          <w:b/>
+        </w:rPr>
+        <w:t>Результат: Проверка пройдена. Ошибок: 0, предупреждений: 7.</w:t>
+      </w:r>
+    </w:p>
+    <w:p>
+      <w:r>
+        <w:rPr>
           <w:b w:val="0"/>
         </w:rPr>
-        <w:t>Отчёт не сформирован: запустите самопроверку комплекта (S19).</w:t>
+        <w:t>Длительность проверки: 271 мс; версия комплекта: 3.</w:t>
+      </w:r>
+    </w:p>
+    <w:p>
+      <w:pPr>
+        <w:pStyle w:val="Heading2"/>
+      </w:pPr>
+      <w:r>
+        <w:t>Сводные показатели</w:t>
+      </w:r>
+    </w:p>
+    <w:tbl>
+      <w:tblPr>
+        <w:tblStyle w:val="TableGrid"/>
+        <w:tblW w:type="auto" w:w="0"/>
+        <w:tblLook w:firstColumn="1" w:firstRow="1" w:lastColumn="0" w:lastRow="0" w:noHBand="0" w:noVBand="1" w:val="04A0"/>
+      </w:tblPr>
+      <w:tblGrid>
+        <w:gridCol w:w="4320"/>
+        <w:gridCol w:w="4320"/>
+      </w:tblGrid>
+      <w:tr>
+        <w:tc>
+          <w:tcPr>
+            <w:tcW w:type="dxa" w:w="4320"/>
+          </w:tcPr>
+          <w:p>
+            <w:r>
+              <w:rPr>
+                <w:b/>
+              </w:rPr>
+              <w:t>Показатель</w:t>
+            </w:r>
+          </w:p>
+        </w:tc>
+        <w:tc>
+          <w:tcPr>
+            <w:tcW w:type="dxa" w:w="4320"/>
+          </w:tcPr>
+          <w:p>
+            <w:r>
+              <w:rPr>
+                <w:b/>
+              </w:rPr>
+              <w:t>Значение</w:t>
+            </w:r>
+          </w:p>
+        </w:tc>
+      </w:tr>
+      <w:tr>
+        <w:tc>
+          <w:tcPr>
+            <w:tcW w:type="dxa" w:w="4320"/>
+          </w:tcPr>
+          <w:p>
+            <w:r>
+              <w:rPr>
+                <w:b w:val="0"/>
+              </w:rPr>
+              <w:t>hours</w:t>
+            </w:r>
+          </w:p>
+        </w:tc>
+        <w:tc>
+          <w:tcPr>
+            <w:tcW w:type="dxa" w:w="4320"/>
+          </w:tcPr>
+          <w:p>
+            <w:r>
+              <w:rPr>
+                <w:b w:val="0"/>
+              </w:rPr>
+              <w:t>{"ok": true, "topics": 4, "checked": 9, "modules": 4}</w:t>
+            </w:r>
+          </w:p>
+        </w:tc>
+      </w:tr>
+      <w:tr>
+        <w:tc>
+          <w:tcPr>
+            <w:tcW w:type="dxa" w:w="4320"/>
+          </w:tcPr>
+          <w:p>
+            <w:r>
+              <w:rPr>
+                <w:b w:val="0"/>
+              </w:rPr>
+              <w:t>stage</w:t>
+            </w:r>
+          </w:p>
+        </w:tc>
+        <w:tc>
+          <w:tcPr>
+            <w:tcW w:type="dxa" w:w="4320"/>
+          </w:tcPr>
+          <w:p>
+            <w:r>
+              <w:rPr>
+                <w:b w:val="0"/>
+              </w:rPr>
+              <w:t>kit</w:t>
+            </w:r>
+          </w:p>
+        </w:tc>
+      </w:tr>
+      <w:tr>
+        <w:tc>
+          <w:tcPr>
+            <w:tcW w:type="dxa" w:w="4320"/>
+          </w:tcPr>
+          <w:p>
+            <w:r>
+              <w:rPr>
+                <w:b w:val="0"/>
+              </w:rPr>
+              <w:t>sample</w:t>
+            </w:r>
+          </w:p>
+        </w:tc>
+        <w:tc>
+          <w:tcPr>
+            <w:tcW w:type="dxa" w:w="4320"/>
+          </w:tcPr>
+          <w:p>
+            <w:r>
+              <w:rPr>
+                <w:b w:val="0"/>
+              </w:rPr>
+              <w:t>{"ok": true, "mismatches": 0}</w:t>
+            </w:r>
+          </w:p>
+        </w:tc>
+      </w:tr>
+      <w:tr>
+        <w:tc>
+          <w:tcPr>
+            <w:tcW w:type="dxa" w:w="4320"/>
+          </w:tcPr>
+          <w:p>
+            <w:r>
+              <w:rPr>
+                <w:b w:val="0"/>
+              </w:rPr>
+              <w:t>realism</w:t>
+            </w:r>
+          </w:p>
+        </w:tc>
+        <w:tc>
+          <w:tcPr>
+            <w:tcW w:type="dxa" w:w="4320"/>
+          </w:tcPr>
+          <w:p>
+            <w:r>
+              <w:rPr>
+                <w:b w:val="0"/>
+              </w:rPr>
+              <w:t>{"ok": true, "limits": {"outcomes_per_hour": 0.5, "experience_max_hours": 72}, "outcomes": 3}</w:t>
+            </w:r>
+          </w:p>
+        </w:tc>
+      </w:tr>
+      <w:tr>
+        <w:tc>
+          <w:tcPr>
+            <w:tcW w:type="dxa" w:w="4320"/>
+          </w:tcPr>
+          <w:p>
+            <w:r>
+              <w:rPr>
+                <w:b w:val="0"/>
+              </w:rPr>
+              <w:t>request</w:t>
+            </w:r>
+          </w:p>
+        </w:tc>
+        <w:tc>
+          <w:tcPr>
+            <w:tcW w:type="dxa" w:w="4320"/>
+          </w:tcPr>
+          <w:p>
+            <w:r>
+              <w:rPr>
+                <w:b w:val="0"/>
+              </w:rPr>
+              <w:t>{"ok": true, "slides_requested": false, "min_practice_share_pct": 0.0, "final_attestation_hours": 2}</w:t>
+            </w:r>
+          </w:p>
+        </w:tc>
+      </w:tr>
+      <w:tr>
+        <w:tc>
+          <w:tcPr>
+            <w:tcW w:type="dxa" w:w="4320"/>
+          </w:tcPr>
+          <w:p>
+            <w:r>
+              <w:rPr>
+                <w:b w:val="0"/>
+              </w:rPr>
+              <w:t>skipped</w:t>
+            </w:r>
+          </w:p>
+        </w:tc>
+        <w:tc>
+          <w:tcPr>
+            <w:tcW w:type="dxa" w:w="4320"/>
+          </w:tcPr>
+          <w:p>
+            <w:r>
+              <w:rPr>
+                <w:b w:val="0"/>
+              </w:rPr>
+              <w:t>["V-SVC-01", "V-ACT-01", "V-PLG-01", "V-SMP-01"]</w:t>
+            </w:r>
+          </w:p>
+        </w:tc>
+      </w:tr>
+      <w:tr>
+        <w:tc>
+          <w:tcPr>
+            <w:tcW w:type="dxa" w:w="4320"/>
+          </w:tcPr>
+          <w:p>
+            <w:r>
+              <w:rPr>
+                <w:b w:val="0"/>
+              </w:rPr>
+              <w:t>sources</w:t>
+            </w:r>
+          </w:p>
+        </w:tc>
+        <w:tc>
+          <w:tcPr>
+            <w:tcW w:type="dxa" w:w="4320"/>
+          </w:tcPr>
+          <w:p>
+            <w:r>
+              <w:rPr>
+                <w:b w:val="0"/>
+              </w:rPr>
+              <w:t>{"ok": true, "outdated": 0, "services": {"ok": true, "checked": 0}, "verified": 1, "not_found": 0, "unverified": 4}</w:t>
+            </w:r>
+          </w:p>
+        </w:tc>
+      </w:tr>
+      <w:tr>
+        <w:tc>
+          <w:tcPr>
+            <w:tcW w:type="dxa" w:w="4320"/>
+          </w:tcPr>
+          <w:p>
+            <w:r>
+              <w:rPr>
+                <w:b w:val="0"/>
+              </w:rPr>
+              <w:t>coverage</w:t>
+            </w:r>
+          </w:p>
+        </w:tc>
+        <w:tc>
+          <w:tcPr>
+            <w:tcW w:type="dxa" w:w="4320"/>
+          </w:tcPr>
+          <w:p>
+            <w:r>
+              <w:rPr>
+                <w:b w:val="0"/>
+              </w:rPr>
+              <w:t>{"ok": true, "outcomes": 3, "duplicates": {"ok": true, "count": 0, "embeddings_used": false, "cosine_threshold": 0.92}, "min_assessments": 2}</w:t>
+            </w:r>
+          </w:p>
+        </w:tc>
+      </w:tr>
+      <w:tr>
+        <w:tc>
+          <w:tcPr>
+            <w:tcW w:type="dxa" w:w="4320"/>
+          </w:tcPr>
+          <w:p>
+            <w:r>
+              <w:rPr>
+                <w:b w:val="0"/>
+              </w:rPr>
+              <w:t>language</w:t>
+            </w:r>
+          </w:p>
+        </w:tc>
+        <w:tc>
+          <w:tcPr>
+            <w:tcW w:type="dxa" w:w="4320"/>
+          </w:tcPr>
+          <w:p>
+            <w:r>
+              <w:rPr>
+                <w:b w:val="0"/>
+              </w:rPr>
+              <w:t>{"ok": true, "checked": 423, "min_cyrillic_share": 0.6}</w:t>
+            </w:r>
+          </w:p>
+        </w:tc>
+      </w:tr>
+      <w:tr>
+        <w:tc>
+          <w:tcPr>
+            <w:tcW w:type="dxa" w:w="4320"/>
+          </w:tcPr>
+          <w:p>
+            <w:r>
+              <w:rPr>
+                <w:b w:val="0"/>
+              </w:rPr>
+              <w:t>services</w:t>
+            </w:r>
+          </w:p>
+        </w:tc>
+        <w:tc>
+          <w:tcPr>
+            <w:tcW w:type="dxa" w:w="4320"/>
+          </w:tcPr>
+          <w:p>
+            <w:r>
+              <w:rPr>
+                <w:b w:val="0"/>
+              </w:rPr>
+              <w:t>{"ok": true, "checked": 0}</w:t>
+            </w:r>
+          </w:p>
+        </w:tc>
+      </w:tr>
+      <w:tr>
+        <w:tc>
+          <w:tcPr>
+            <w:tcW w:type="dxa" w:w="4320"/>
+          </w:tcPr>
+          <w:p>
+            <w:r>
+              <w:rPr>
+                <w:b w:val="0"/>
+              </w:rPr>
+              <w:t>template</w:t>
+            </w:r>
+          </w:p>
+        </w:tc>
+        <w:tc>
+          <w:tcPr>
+            <w:tcW w:type="dxa" w:w="4320"/>
+          </w:tcPr>
+          <w:p>
+            <w:r>
+              <w:rPr>
+                <w:b w:val="0"/>
+              </w:rPr>
+              <w:t>{"ok": true, "empty": [], "filled": 21, "deferred": [], "sections_total": 21}</w:t>
+            </w:r>
+          </w:p>
+        </w:tc>
+      </w:tr>
+      <w:tr>
+        <w:tc>
+          <w:tcPr>
+            <w:tcW w:type="dxa" w:w="4320"/>
+          </w:tcPr>
+          <w:p>
+            <w:r>
+              <w:rPr>
+                <w:b w:val="0"/>
+              </w:rPr>
+              <w:t>acr_export</w:t>
+            </w:r>
+          </w:p>
+        </w:tc>
+        <w:tc>
+          <w:tcPr>
+            <w:tcW w:type="dxa" w:w="4320"/>
+          </w:tcPr>
+          <w:p>
+            <w:r>
+              <w:rPr>
+                <w:b w:val="0"/>
+              </w:rPr>
+              <w:t>{"ok": true, "reference": "data/templates/dpp_pk_template.yaml", "missing_count": 0, "expected_sections": 12}</w:t>
+            </w:r>
+          </w:p>
+        </w:tc>
+      </w:tr>
+      <w:tr>
+        <w:tc>
+          <w:tcPr>
+            <w:tcW w:type="dxa" w:w="4320"/>
+          </w:tcPr>
+          <w:p>
+            <w:r>
+              <w:rPr>
+                <w:b w:val="0"/>
+              </w:rPr>
+              <w:t>duplicates</w:t>
+            </w:r>
+          </w:p>
+        </w:tc>
+        <w:tc>
+          <w:tcPr>
+            <w:tcW w:type="dxa" w:w="4320"/>
+          </w:tcPr>
+          <w:p>
+            <w:r>
+              <w:rPr>
+                <w:b w:val="0"/>
+              </w:rPr>
+              <w:t>{"ok": true, "count": 0, "embeddings_used": false, "cosine_threshold": 0.92}</w:t>
+            </w:r>
+          </w:p>
+        </w:tc>
+      </w:tr>
+      <w:tr>
+        <w:tc>
+          <w:tcPr>
+            <w:tcW w:type="dxa" w:w="4320"/>
+          </w:tcPr>
+          <w:p>
+            <w:r>
+              <w:rPr>
+                <w:b w:val="0"/>
+              </w:rPr>
+              <w:t>plagiarism</w:t>
+            </w:r>
+          </w:p>
+        </w:tc>
+        <w:tc>
+          <w:tcPr>
+            <w:tcW w:type="dxa" w:w="4320"/>
+          </w:tcPr>
+          <w:p>
+            <w:r>
+              <w:rPr>
+                <w:b w:val="0"/>
+              </w:rPr>
+              <w:t>{"ok": true, "ngram": 5, "threshold": 0.15, "max_overlap": 0.0}</w:t>
+            </w:r>
+          </w:p>
+        </w:tc>
+      </w:tr>
+      <w:tr>
+        <w:tc>
+          <w:tcPr>
+            <w:tcW w:type="dxa" w:w="4320"/>
+          </w:tcPr>
+          <w:p>
+            <w:r>
+              <w:rPr>
+                <w:b w:val="0"/>
+              </w:rPr>
+              <w:t>content_quality</w:t>
+            </w:r>
+          </w:p>
+        </w:tc>
+        <w:tc>
+          <w:tcPr>
+            <w:tcW w:type="dxa" w:w="4320"/>
+          </w:tcPr>
+          <w:p>
+            <w:r>
+              <w:rPr>
+                <w:b w:val="0"/>
+              </w:rPr>
+              <w:t>{"ok": true, "content_checks": 0}</w:t>
+            </w:r>
+          </w:p>
+        </w:tc>
+      </w:tr>
+    </w:tbl>
+    <w:p>
+      <w:pPr>
+        <w:pStyle w:val="Heading2"/>
+      </w:pPr>
+      <w:r>
+        <w:t>Замечания</w:t>
+      </w:r>
+    </w:p>
+    <w:tbl>
+      <w:tblPr>
+        <w:tblStyle w:val="TableGrid"/>
+        <w:tblW w:type="auto" w:w="0"/>
+        <w:tblLook w:firstColumn="1" w:firstRow="1" w:lastColumn="0" w:lastRow="0" w:noHBand="0" w:noVBand="1" w:val="04A0"/>
+      </w:tblPr>
+      <w:tblGrid>
+        <w:gridCol w:w="1728"/>
+        <w:gridCol w:w="1728"/>
+        <w:gridCol w:w="1728"/>
+        <w:gridCol w:w="1728"/>
+        <w:gridCol w:w="1728"/>
+      </w:tblGrid>
+      <w:tr>
+        <w:tc>
+          <w:tcPr>
+            <w:tcW w:type="dxa" w:w="1728"/>
+          </w:tcPr>
+          <w:p>
+            <w:r>
+              <w:rPr>
+                <w:b/>
+              </w:rPr>
+              <w:t>Правило</w:t>
+            </w:r>
+          </w:p>
+        </w:tc>
+        <w:tc>
+          <w:tcPr>
+            <w:tcW w:type="dxa" w:w="1728"/>
+          </w:tcPr>
+          <w:p>
+            <w:r>
+              <w:rPr>
+                <w:b/>
+              </w:rPr>
+              <w:t>Серьёзность</w:t>
+            </w:r>
+          </w:p>
+        </w:tc>
+        <w:tc>
+          <w:tcPr>
+            <w:tcW w:type="dxa" w:w="1728"/>
+          </w:tcPr>
+          <w:p>
+            <w:r>
+              <w:rPr>
+                <w:b/>
+              </w:rPr>
+              <w:t>Объект</w:t>
+            </w:r>
+          </w:p>
+        </w:tc>
+        <w:tc>
+          <w:tcPr>
+            <w:tcW w:type="dxa" w:w="1728"/>
+          </w:tcPr>
+          <w:p>
+            <w:r>
+              <w:rPr>
+                <w:b/>
+              </w:rPr>
+              <w:t>Сообщение</w:t>
+            </w:r>
+          </w:p>
+        </w:tc>
+        <w:tc>
+          <w:tcPr>
+            <w:tcW w:type="dxa" w:w="1728"/>
+          </w:tcPr>
+          <w:p>
+            <w:r>
+              <w:rPr>
+                <w:b/>
+              </w:rPr>
+              <w:t>Подсказка</w:t>
+            </w:r>
+          </w:p>
+        </w:tc>
+      </w:tr>
+      <w:tr>
+        <w:tc>
+          <w:tcPr>
+            <w:tcW w:type="dxa" w:w="1728"/>
+          </w:tcPr>
+          <w:p>
+            <w:r>
+              <w:rPr>
+                <w:b w:val="0"/>
+              </w:rPr>
+              <w:t>V-COV-03</w:t>
+            </w:r>
+          </w:p>
+        </w:tc>
+        <w:tc>
+          <w:tcPr>
+            <w:tcW w:type="dxa" w:w="1728"/>
+          </w:tcPr>
+          <w:p>
+            <w:r>
+              <w:rPr>
+                <w:b w:val="0"/>
+              </w:rPr>
+              <w:t>предупреждение</w:t>
+            </w:r>
+          </w:p>
+        </w:tc>
+        <w:tc>
+          <w:tcPr>
+            <w:tcW w:type="dxa" w:w="1728"/>
+          </w:tcPr>
+          <w:p>
+            <w:r>
+              <w:rPr>
+                <w:b w:val="0"/>
+              </w:rPr>
+              <w:t>C1</w:t>
+            </w:r>
+          </w:p>
+        </w:tc>
+        <w:tc>
+          <w:tcPr>
+            <w:tcW w:type="dxa" w:w="1728"/>
+          </w:tcPr>
+          <w:p>
+            <w:r>
+              <w:rPr>
+                <w:b w:val="0"/>
+              </w:rPr>
+              <w:t>У компетенции C1 «Применение искусственного интеллекта в педагогической деятельности» нет результатов: практический опыт — дополните карту компетенций (З/У/Н)</w:t>
+            </w:r>
+          </w:p>
+        </w:tc>
+        <w:tc>
+          <w:tcPr>
+            <w:tcW w:type="dxa" w:w="1728"/>
+          </w:tcPr>
+          <w:p>
+            <w:r>
+              <w:rPr>
+                <w:b w:val="0"/>
+              </w:rPr>
+            </w:r>
+          </w:p>
+        </w:tc>
+      </w:tr>
+      <w:tr>
+        <w:tc>
+          <w:tcPr>
+            <w:tcW w:type="dxa" w:w="1728"/>
+          </w:tcPr>
+          <w:p>
+            <w:r>
+              <w:rPr>
+                <w:b w:val="0"/>
+              </w:rPr>
+              <w:t>V-SRC-04</w:t>
+            </w:r>
+          </w:p>
+        </w:tc>
+        <w:tc>
+          <w:tcPr>
+            <w:tcW w:type="dxa" w:w="1728"/>
+          </w:tcPr>
+          <w:p>
+            <w:r>
+              <w:rPr>
+                <w:b w:val="0"/>
+              </w:rPr>
+              <w:t>предупреждение</w:t>
+            </w:r>
+          </w:p>
+        </w:tc>
+        <w:tc>
+          <w:tcPr>
+            <w:tcW w:type="dxa" w:w="1728"/>
+          </w:tcPr>
+          <w:p>
+            <w:r>
+              <w:rPr>
+                <w:b w:val="0"/>
+              </w:rPr>
+              <w:t>SRC-02</w:t>
+            </w:r>
+          </w:p>
+        </w:tc>
+        <w:tc>
+          <w:tcPr>
+            <w:tcW w:type="dxa" w:w="1728"/>
+          </w:tcPr>
+          <w:p>
+            <w:r>
+              <w:rPr>
+                <w:b w:val="0"/>
+              </w:rPr>
+              <w:t>Источник «Петров А.А. Генеративные нейросети в образовании: теория и практика. — М.: Просвещение, 2024. — 256 с.» не подтверждён — проверьте вручную (в документе будет пометка «не подтверждено»)</w:t>
+            </w:r>
+          </w:p>
+        </w:tc>
+        <w:tc>
+          <w:tcPr>
+            <w:tcW w:type="dxa" w:w="1728"/>
+          </w:tcPr>
+          <w:p>
+            <w:r>
+              <w:rPr>
+                <w:b w:val="0"/>
+              </w:rPr>
+            </w:r>
+          </w:p>
+        </w:tc>
+      </w:tr>
+      <w:tr>
+        <w:tc>
+          <w:tcPr>
+            <w:tcW w:type="dxa" w:w="1728"/>
+          </w:tcPr>
+          <w:p>
+            <w:r>
+              <w:rPr>
+                <w:b w:val="0"/>
+              </w:rPr>
+              <w:t>V-SRC-04</w:t>
+            </w:r>
+          </w:p>
+        </w:tc>
+        <w:tc>
+          <w:tcPr>
+            <w:tcW w:type="dxa" w:w="1728"/>
+          </w:tcPr>
+          <w:p>
+            <w:r>
+              <w:rPr>
+                <w:b w:val="0"/>
+              </w:rPr>
+              <w:t>предупреждение</w:t>
+            </w:r>
+          </w:p>
+        </w:tc>
+        <w:tc>
+          <w:tcPr>
+            <w:tcW w:type="dxa" w:w="1728"/>
+          </w:tcPr>
+          <w:p>
+            <w:r>
+              <w:rPr>
+                <w:b w:val="0"/>
+              </w:rPr>
+              <w:t>SRC-04</w:t>
+            </w:r>
+          </w:p>
+        </w:tc>
+        <w:tc>
+          <w:tcPr>
+            <w:tcW w:type="dxa" w:w="1728"/>
+          </w:tcPr>
+          <w:p>
+            <w:r>
+              <w:rPr>
+                <w:b w:val="0"/>
+              </w:rPr>
+              <w:t>Источник «Федеральный закон от 27.07.2006 № 152-ФЗ «О персональных данных»» не подтверждён — проверьте вручную (в документе будет пометка «не подтверждено»)</w:t>
+            </w:r>
+          </w:p>
+        </w:tc>
+        <w:tc>
+          <w:tcPr>
+            <w:tcW w:type="dxa" w:w="1728"/>
+          </w:tcPr>
+          <w:p>
+            <w:r>
+              <w:rPr>
+                <w:b w:val="0"/>
+              </w:rPr>
+            </w:r>
+          </w:p>
+        </w:tc>
+      </w:tr>
+      <w:tr>
+        <w:tc>
+          <w:tcPr>
+            <w:tcW w:type="dxa" w:w="1728"/>
+          </w:tcPr>
+          <w:p>
+            <w:r>
+              <w:rPr>
+                <w:b w:val="0"/>
+              </w:rPr>
+              <w:t>V-SRC-04</w:t>
+            </w:r>
+          </w:p>
+        </w:tc>
+        <w:tc>
+          <w:tcPr>
+            <w:tcW w:type="dxa" w:w="1728"/>
+          </w:tcPr>
+          <w:p>
+            <w:r>
+              <w:rPr>
+                <w:b w:val="0"/>
+              </w:rPr>
+              <w:t>предупреждение</w:t>
+            </w:r>
+          </w:p>
+        </w:tc>
+        <w:tc>
+          <w:tcPr>
+            <w:tcW w:type="dxa" w:w="1728"/>
+          </w:tcPr>
+          <w:p>
+            <w:r>
+              <w:rPr>
+                <w:b w:val="0"/>
+              </w:rPr>
+              <w:t>SRC-05</w:t>
+            </w:r>
+          </w:p>
+        </w:tc>
+        <w:tc>
+          <w:tcPr>
+            <w:tcW w:type="dxa" w:w="1728"/>
+          </w:tcPr>
+          <w:p>
+            <w:r>
+              <w:rPr>
+                <w:b w:val="0"/>
+              </w:rPr>
+              <w:t>Источник «Федеральный закон от 29.12.2012 № 273-ФЗ «Об образовании в Российской Федерации»» не подтверждён — проверьте вручную (в документе будет пометка «не подтверждено»)</w:t>
+            </w:r>
+          </w:p>
+        </w:tc>
+        <w:tc>
+          <w:tcPr>
+            <w:tcW w:type="dxa" w:w="1728"/>
+          </w:tcPr>
+          <w:p>
+            <w:r>
+              <w:rPr>
+                <w:b w:val="0"/>
+              </w:rPr>
+            </w:r>
+          </w:p>
+        </w:tc>
+      </w:tr>
+      <w:tr>
+        <w:tc>
+          <w:tcPr>
+            <w:tcW w:type="dxa" w:w="1728"/>
+          </w:tcPr>
+          <w:p>
+            <w:r>
+              <w:rPr>
+                <w:b w:val="0"/>
+              </w:rPr>
+              <w:t>V-SRC-04</w:t>
+            </w:r>
+          </w:p>
+        </w:tc>
+        <w:tc>
+          <w:tcPr>
+            <w:tcW w:type="dxa" w:w="1728"/>
+          </w:tcPr>
+          <w:p>
+            <w:r>
+              <w:rPr>
+                <w:b w:val="0"/>
+              </w:rPr>
+              <w:t>предупреждение</w:t>
+            </w:r>
+          </w:p>
+        </w:tc>
+        <w:tc>
+          <w:tcPr>
+            <w:tcW w:type="dxa" w:w="1728"/>
+          </w:tcPr>
+          <w:p>
+            <w:r>
+              <w:rPr>
+                <w:b w:val="0"/>
+              </w:rPr>
+              <w:t>SRC-06</w:t>
+            </w:r>
+          </w:p>
+        </w:tc>
+        <w:tc>
+          <w:tcPr>
+            <w:tcW w:type="dxa" w:w="1728"/>
+          </w:tcPr>
+          <w:p>
+            <w:r>
+              <w:rPr>
+                <w:b w:val="0"/>
+              </w:rPr>
+              <w:t>Источник «Ведомственный контроль в сфере образования (ВК-1013/06): Методические рекомендации» не подтверждён — проверьте вручную (в документе будет пометка «не подтверждено»)</w:t>
+            </w:r>
+          </w:p>
+        </w:tc>
+        <w:tc>
+          <w:tcPr>
+            <w:tcW w:type="dxa" w:w="1728"/>
+          </w:tcPr>
+          <w:p>
+            <w:r>
+              <w:rPr>
+                <w:b w:val="0"/>
+              </w:rPr>
+            </w:r>
+          </w:p>
+        </w:tc>
+      </w:tr>
+      <w:tr>
+        <w:tc>
+          <w:tcPr>
+            <w:tcW w:type="dxa" w:w="1728"/>
+          </w:tcPr>
+          <w:p>
+            <w:r>
+              <w:rPr>
+                <w:b w:val="0"/>
+              </w:rPr>
+              <w:t>V-LNG-01</w:t>
+            </w:r>
+          </w:p>
+        </w:tc>
+        <w:tc>
+          <w:tcPr>
+            <w:tcW w:type="dxa" w:w="1728"/>
+          </w:tcPr>
+          <w:p>
+            <w:r>
+              <w:rPr>
+                <w:b w:val="0"/>
+              </w:rPr>
+              <w:t>предупреждение</w:t>
+            </w:r>
+          </w:p>
+        </w:tc>
+        <w:tc>
+          <w:tcPr>
+            <w:tcW w:type="dxa" w:w="1728"/>
+          </w:tcPr>
+          <w:p>
+            <w:r>
+              <w:rPr>
+                <w:b w:val="0"/>
+              </w:rPr>
+              <w:t>Q-002</w:t>
+            </w:r>
+          </w:p>
+        </w:tc>
+        <w:tc>
+          <w:tcPr>
+            <w:tcW w:type="dxa" w:w="1728"/>
+          </w:tcPr>
+          <w:p>
+            <w:r>
+              <w:rPr>
+                <w:b w:val="0"/>
+              </w:rPr>
+              <w:t>Текст «Google Drive» не на русском языке (кириллицы 0% &lt; 60%) — материалы программы должны быть на русском</w:t>
+            </w:r>
+          </w:p>
+        </w:tc>
+        <w:tc>
+          <w:tcPr>
+            <w:tcW w:type="dxa" w:w="1728"/>
+          </w:tcPr>
+          <w:p>
+            <w:r>
+              <w:rPr>
+                <w:b w:val="0"/>
+              </w:rPr>
+            </w:r>
+          </w:p>
+        </w:tc>
+      </w:tr>
+      <w:tr>
+        <w:tc>
+          <w:tcPr>
+            <w:tcW w:type="dxa" w:w="1728"/>
+          </w:tcPr>
+          <w:p>
+            <w:r>
+              <w:rPr>
+                <w:b w:val="0"/>
+              </w:rPr>
+              <w:t>V-LNG-01</w:t>
+            </w:r>
+          </w:p>
+        </w:tc>
+        <w:tc>
+          <w:tcPr>
+            <w:tcW w:type="dxa" w:w="1728"/>
+          </w:tcPr>
+          <w:p>
+            <w:r>
+              <w:rPr>
+                <w:b w:val="0"/>
+              </w:rPr>
+              <w:t>предупреждение</w:t>
+            </w:r>
+          </w:p>
+        </w:tc>
+        <w:tc>
+          <w:tcPr>
+            <w:tcW w:type="dxa" w:w="1728"/>
+          </w:tcPr>
+          <w:p>
+            <w:r>
+              <w:rPr>
+                <w:b w:val="0"/>
+              </w:rPr>
+              <w:t>Q-002</w:t>
+            </w:r>
+          </w:p>
+        </w:tc>
+        <w:tc>
+          <w:tcPr>
+            <w:tcW w:type="dxa" w:w="1728"/>
+          </w:tcPr>
+          <w:p>
+            <w:r>
+              <w:rPr>
+                <w:b w:val="0"/>
+              </w:rPr>
+              <w:t>Текст «Microsoft Excel» не на русском языке (кириллицы 0% &lt; 60%) — материалы программы должны быть на русском</w:t>
+            </w:r>
+          </w:p>
+        </w:tc>
+        <w:tc>
+          <w:tcPr>
+            <w:tcW w:type="dxa" w:w="1728"/>
+          </w:tcPr>
+          <w:p>
+            <w:r>
+              <w:rPr>
+                <w:b w:val="0"/>
+              </w:rPr>
+            </w:r>
+          </w:p>
+        </w:tc>
+      </w:tr>
+    </w:tbl>
+    <w:p>
+      <w:pPr>
+        <w:pStyle w:val="Heading2"/>
+      </w:pPr>
+      <w:r>
+        <w:t>Допущения</w:t>
+      </w:r>
+    </w:p>
+    <w:p>
+      <w:r>
+        <w:rPr>
+          <w:b w:val="0"/>
+        </w:rPr>
+        <w:t>Допущения не зафиксированы.</w:t>
+      </w:r>
+    </w:p>
+    <w:p>
+      <w:pPr>
+        <w:pStyle w:val="Heading2"/>
+      </w:pPr>
+      <w:r>
+        <w:t>Найденные ошибки образца</w:t>
+      </w:r>
+    </w:p>
+    <w:p>
+      <w:r>
+        <w:rPr>
+          <w:b w:val="0"/>
+        </w:rPr>
+        <w:t>Ошибки образца не обнаружены.</w:t>
+      </w:r>
+    </w:p>
+    <w:p>
+      <w:pPr>
+        <w:pStyle w:val="Heading2"/>
+      </w:pPr>
+      <w:r>
+        <w:t>Разрывы (gaps)</w:t>
+      </w:r>
+    </w:p>
+    <w:p>
+      <w:pPr>
+        <w:pStyle w:val="ListBullet"/>
+      </w:pPr>
+      <w:r>
+        <w:t>Не указан вид программы (например, повышение квалификации или профессиональная переподготовка).</w:t>
+      </w:r>
+    </w:p>
+    <w:p>
+      <w:pPr>
+        <w:pStyle w:val="ListBullet"/>
+      </w:pPr>
+      <w:r>
+        <w:t>Не уточнено распределение очных и дистанционных часов (distance_share_pct, self_study_share_pct).</w:t>
+      </w:r>
+    </w:p>
+    <w:p>
+      <w:pPr>
+        <w:pStyle w:val="ListBullet"/>
+      </w:pPr>
+      <w:r>
+        <w:t>Нет информации о минимальном объёме практики (min_practice_share_pct).</w:t>
+      </w:r>
+    </w:p>
+    <w:p>
+      <w:pPr>
+        <w:pStyle w:val="ListBullet"/>
+      </w:pPr>
+      <w:r>
+        <w:t>Не определены ограничения по интенсивности (max_hours_per_day, days_per_week).</w:t>
+      </w:r>
+    </w:p>
+    <w:p>
+      <w:pPr>
+        <w:pStyle w:val="ListBullet"/>
+      </w:pPr>
+      <w:r>
+        <w:t>Не указано, что программа строго соответствует профстандарту «Педагог» — требуется анализ шаблона АЦР.</w:t>
+      </w:r>
+    </w:p>
+    <w:p>
+      <w:pPr>
+        <w:pStyle w:val="ListBullet"/>
+      </w:pPr>
+      <w:r>
+        <w:t>Нет уточнённого распределения между очной и дистанционной частями.</w:t>
+      </w:r>
+    </w:p>
+    <w:p>
+      <w:pPr>
+        <w:pStyle w:val="ListBullet"/>
+      </w:pPr>
+      <w:r>
+        <w:t>Не определены конкретные темы и модули программы.</w:t>
+      </w:r>
+    </w:p>
+    <w:p>
+      <w:pPr>
+        <w:pStyle w:val="ListBullet"/>
+      </w:pPr>
+      <w:r>
+        <w:t>Не указаны требования к объёму практики или самостоятельной работы.</w:t>
+      </w:r>
+    </w:p>
+    <w:p>
+      <w:pPr>
+        <w:pStyle w:val="ListBullet"/>
+      </w:pPr>
+      <w:r>
+        <w:t>C1: коды ТФ A, B отсутствуют в реестре — отброшены (V-SRC-03)</w:t>
+      </w:r>
+    </w:p>
+    <w:p>
+      <w:pPr>
+        <w:pStyle w:val="ListBullet"/>
+      </w:pPr>
+      <w:r>
+        <w:t>T3.1: сложность 1 поднята до 2 (V-SEQ-01: сложность не убывает по программе)</w:t>
+      </w:r>
+    </w:p>
+    <w:p>
+      <w:pPr>
+        <w:pStyle w:val="ListBullet"/>
+      </w:pPr>
+      <w:r>
+        <w:t>T3.1: тема дополнена этикой, рисками и защитой персональных данных (TK2-4)</w:t>
       </w:r>
     </w:p>
     <w:sectPr>
